--- a/Kacper K Grzesiak 19424868 - Database Design Table Specification.docx
+++ b/Kacper K Grzesiak 19424868 - Database Design Table Specification.docx
@@ -2,6 +2,64 @@
 <file path=word/document.xml><?xml version="1.0" encoding="utf-8"?>
 <w:document xmlns:wpc="http://schemas.microsoft.com/office/word/2010/wordprocessingCanvas" xmlns:cx="http://schemas.microsoft.com/office/drawing/2014/chartex" xmlns:cx1="http://schemas.microsoft.com/office/drawing/2015/9/8/chartex" xmlns:cx2="http://schemas.microsoft.com/office/drawing/2015/10/21/chartex" xmlns:cx3="http://schemas.microsoft.com/office/drawing/2016/5/9/chartex" xmlns:cx4="http://schemas.microsoft.com/office/drawing/2016/5/10/chartex" xmlns:cx5="http://schemas.microsoft.com/office/drawing/2016/5/11/chartex" xmlns:cx6="http://schemas.microsoft.com/office/drawing/2016/5/12/chartex" xmlns:cx7="http://schemas.microsoft.com/office/drawing/2016/5/13/chartex" xmlns:cx8="http://schemas.microsoft.com/office/drawing/2016/5/14/chartex" xmlns:mc="http://schemas.openxmlformats.org/markup-compatibility/2006" xmlns:aink="http://schemas.microsoft.com/office/drawing/2016/ink" xmlns:am3d="http://schemas.microsoft.com/office/drawing/2017/model3d" xmlns:o="urn:schemas-microsoft-com:office:office" xmlns:r="http://schemas.openxmlformats.org/officeDocument/2006/relationships" xmlns:m="http://schemas.openxmlformats.org/officeDocument/2006/math" xmlns:v="urn:schemas-microsoft-com:vml" xmlns:wp14="http://schemas.microsoft.com/office/word/2010/wordprocessingDrawing" xmlns:wp="http://schemas.openxmlformats.org/drawingml/2006/wordprocessingDrawing" xmlns:w10="urn:schemas-microsoft-com:office:word" xmlns:w="http://schemas.openxmlformats.org/wordprocessingml/2006/main" xmlns:w14="http://schemas.microsoft.com/office/word/2010/wordml" xmlns:w15="http://schemas.microsoft.com/office/word/2012/wordml" xmlns:w16cex="http://schemas.microsoft.com/office/word/2018/wordml/cex" xmlns:w16cid="http://schemas.microsoft.com/office/word/2016/wordml/cid" xmlns:w16="http://schemas.microsoft.com/office/word/2018/wordml" xmlns:w16se="http://schemas.microsoft.com/office/word/2015/wordml/symex" xmlns:wpg="http://schemas.microsoft.com/office/word/2010/wordprocessingGroup" xmlns:wpi="http://schemas.microsoft.com/office/word/2010/wordprocessingInk" xmlns:wne="http://schemas.microsoft.com/office/word/2006/wordml" xmlns:wps="http://schemas.microsoft.com/office/word/2010/wordprocessingShape" mc:Ignorable="w14 w15 w16se w16cid w16 w16cex wp14">
   <w:body>
+    <w:p>
+      <w:r>
+        <w:fldChar w:fldCharType="begin"/>
+      </w:r>
+      <w:r>
+        <w:instrText xml:space="preserve"> HYPERLINK "</w:instrText>
+      </w:r>
+      <w:r>
+        <w:instrText>https://github.com/Truperton/Database-Assignment-2-Individual</w:instrText>
+      </w:r>
+      <w:r>
+        <w:instrText xml:space="preserve">" </w:instrText>
+      </w:r>
+      <w:r>
+        <w:fldChar w:fldCharType="separate"/>
+      </w:r>
+      <w:r>
+        <w:rPr>
+          <w:rStyle w:val="Hyperlink"/>
+        </w:rPr>
+        <w:t>https://github.com/Truperton/Database-Assignment-2-Individual</w:t>
+      </w:r>
+      <w:r>
+        <w:fldChar w:fldCharType="end"/>
+      </w:r>
+      <w:r>
+        <w:t xml:space="preserve"> </w:t>
+      </w:r>
+    </w:p>
+    <w:p>
+      <w:r>
+        <w:fldChar w:fldCharType="begin"/>
+      </w:r>
+      <w:r>
+        <w:instrText xml:space="preserve"> HYPERLINK "</w:instrText>
+      </w:r>
+      <w:r>
+        <w:instrText>https://northampton.mediaspace.kaltura.com/edit/1_ucn8i4h9</w:instrText>
+      </w:r>
+      <w:r>
+        <w:instrText xml:space="preserve">" </w:instrText>
+      </w:r>
+      <w:r>
+        <w:fldChar w:fldCharType="separate"/>
+      </w:r>
+      <w:r>
+        <w:rPr>
+          <w:rStyle w:val="Hyperlink"/>
+        </w:rPr>
+        <w:t>https://northampton.mediaspace.kaltura.com/edit/1_ucn8i4h9</w:t>
+      </w:r>
+      <w:r>
+        <w:fldChar w:fldCharType="end"/>
+      </w:r>
+      <w:r>
+        <w:t xml:space="preserve"> </w:t>
+      </w:r>
+    </w:p>
     <w:tbl>
       <w:tblPr>
         <w:tblW w:w="7720" w:type="dxa"/>
@@ -217,6 +275,7 @@
                 <w:lang w:eastAsia="en-GB"/>
               </w:rPr>
             </w:pPr>
+            <w:proofErr w:type="spellStart"/>
             <w:r>
               <w:rPr>
                 <w:rFonts w:ascii="Calibri" w:eastAsia="Times New Roman" w:hAnsi="Calibri" w:cs="Calibri"/>
@@ -225,6 +284,7 @@
               </w:rPr>
               <w:t>account_number</w:t>
             </w:r>
+            <w:proofErr w:type="spellEnd"/>
           </w:p>
         </w:tc>
         <w:tc>
@@ -250,13 +310,23 @@
                 <w:lang w:eastAsia="en-GB"/>
               </w:rPr>
             </w:pPr>
-            <w:r>
-              <w:rPr>
-                <w:rFonts w:ascii="Calibri" w:eastAsia="Times New Roman" w:hAnsi="Calibri" w:cs="Calibri"/>
-                <w:color w:val="000000"/>
-                <w:lang w:eastAsia="en-GB"/>
-              </w:rPr>
-              <w:t>NUMBER(8)</w:t>
+            <w:proofErr w:type="gramStart"/>
+            <w:r>
+              <w:rPr>
+                <w:rFonts w:ascii="Calibri" w:eastAsia="Times New Roman" w:hAnsi="Calibri" w:cs="Calibri"/>
+                <w:color w:val="000000"/>
+                <w:lang w:eastAsia="en-GB"/>
+              </w:rPr>
+              <w:t>NUMBER(</w:t>
+            </w:r>
+            <w:proofErr w:type="gramEnd"/>
+            <w:r>
+              <w:rPr>
+                <w:rFonts w:ascii="Calibri" w:eastAsia="Times New Roman" w:hAnsi="Calibri" w:cs="Calibri"/>
+                <w:color w:val="000000"/>
+                <w:lang w:eastAsia="en-GB"/>
+              </w:rPr>
+              <w:t>8)</w:t>
             </w:r>
           </w:p>
         </w:tc>
@@ -282,6 +352,7 @@
                 <w:lang w:eastAsia="en-GB"/>
               </w:rPr>
             </w:pPr>
+            <w:proofErr w:type="spellStart"/>
             <w:r>
               <w:rPr>
                 <w:rFonts w:ascii="Calibri" w:eastAsia="Times New Roman" w:hAnsi="Calibri" w:cs="Calibri"/>
@@ -290,6 +361,7 @@
               </w:rPr>
               <w:t>pk_accounts</w:t>
             </w:r>
+            <w:proofErr w:type="spellEnd"/>
           </w:p>
         </w:tc>
         <w:tc>
@@ -353,6 +425,7 @@
                 <w:lang w:eastAsia="en-GB"/>
               </w:rPr>
             </w:pPr>
+            <w:proofErr w:type="spellStart"/>
             <w:r>
               <w:rPr>
                 <w:rFonts w:ascii="Calibri" w:eastAsia="Times New Roman" w:hAnsi="Calibri" w:cs="Calibri"/>
@@ -361,6 +434,7 @@
               </w:rPr>
               <w:t>sort_code</w:t>
             </w:r>
+            <w:proofErr w:type="spellEnd"/>
           </w:p>
         </w:tc>
         <w:tc>
@@ -386,13 +460,23 @@
                 <w:lang w:eastAsia="en-GB"/>
               </w:rPr>
             </w:pPr>
-            <w:r>
-              <w:rPr>
-                <w:rFonts w:ascii="Calibri" w:eastAsia="Times New Roman" w:hAnsi="Calibri" w:cs="Calibri"/>
-                <w:color w:val="000000"/>
-                <w:lang w:eastAsia="en-GB"/>
-              </w:rPr>
-              <w:t>CHAR(8)</w:t>
+            <w:proofErr w:type="gramStart"/>
+            <w:r>
+              <w:rPr>
+                <w:rFonts w:ascii="Calibri" w:eastAsia="Times New Roman" w:hAnsi="Calibri" w:cs="Calibri"/>
+                <w:color w:val="000000"/>
+                <w:lang w:eastAsia="en-GB"/>
+              </w:rPr>
+              <w:t>CHAR(</w:t>
+            </w:r>
+            <w:proofErr w:type="gramEnd"/>
+            <w:r>
+              <w:rPr>
+                <w:rFonts w:ascii="Calibri" w:eastAsia="Times New Roman" w:hAnsi="Calibri" w:cs="Calibri"/>
+                <w:color w:val="000000"/>
+                <w:lang w:eastAsia="en-GB"/>
+              </w:rPr>
+              <w:t>8)</w:t>
             </w:r>
           </w:p>
         </w:tc>
@@ -523,13 +607,23 @@
                 <w:lang w:eastAsia="en-GB"/>
               </w:rPr>
             </w:pPr>
-            <w:r>
-              <w:rPr>
-                <w:rFonts w:ascii="Calibri" w:eastAsia="Times New Roman" w:hAnsi="Calibri" w:cs="Calibri"/>
-                <w:color w:val="000000"/>
-                <w:lang w:eastAsia="en-GB"/>
-              </w:rPr>
-              <w:t>NUMBER(10,2)</w:t>
+            <w:proofErr w:type="gramStart"/>
+            <w:r>
+              <w:rPr>
+                <w:rFonts w:ascii="Calibri" w:eastAsia="Times New Roman" w:hAnsi="Calibri" w:cs="Calibri"/>
+                <w:color w:val="000000"/>
+                <w:lang w:eastAsia="en-GB"/>
+              </w:rPr>
+              <w:t>NUMBER(</w:t>
+            </w:r>
+            <w:proofErr w:type="gramEnd"/>
+            <w:r>
+              <w:rPr>
+                <w:rFonts w:ascii="Calibri" w:eastAsia="Times New Roman" w:hAnsi="Calibri" w:cs="Calibri"/>
+                <w:color w:val="000000"/>
+                <w:lang w:eastAsia="en-GB"/>
+              </w:rPr>
+              <w:t>10,2)</w:t>
             </w:r>
           </w:p>
         </w:tc>
@@ -596,6 +690,14 @@
                 <w:lang w:eastAsia="en-GB"/>
               </w:rPr>
               <w:t>0</w:t>
+            </w:r>
+            <w:r>
+              <w:rPr>
+                <w:rFonts w:ascii="Calibri" w:eastAsia="Times New Roman" w:hAnsi="Calibri" w:cs="Calibri"/>
+                <w:color w:val="000000"/>
+                <w:lang w:eastAsia="en-GB"/>
+              </w:rPr>
+              <w:t>.00</w:t>
             </w:r>
           </w:p>
         </w:tc>
@@ -627,6 +729,7 @@
                 <w:lang w:eastAsia="en-GB"/>
               </w:rPr>
             </w:pPr>
+            <w:proofErr w:type="spellStart"/>
             <w:r>
               <w:rPr>
                 <w:rFonts w:ascii="Calibri" w:eastAsia="Times New Roman" w:hAnsi="Calibri" w:cs="Calibri"/>
@@ -651,6 +754,7 @@
               </w:rPr>
               <w:t>_name</w:t>
             </w:r>
+            <w:proofErr w:type="spellEnd"/>
           </w:p>
         </w:tc>
         <w:tc>
@@ -779,6 +883,7 @@
                 <w:lang w:eastAsia="en-GB"/>
               </w:rPr>
             </w:pPr>
+            <w:proofErr w:type="spellStart"/>
             <w:r>
               <w:rPr>
                 <w:rFonts w:ascii="Calibri" w:eastAsia="Times New Roman" w:hAnsi="Calibri" w:cs="Calibri"/>
@@ -787,6 +892,7 @@
               </w:rPr>
               <w:t>first_name</w:t>
             </w:r>
+            <w:proofErr w:type="spellEnd"/>
           </w:p>
         </w:tc>
         <w:tc>
@@ -915,6 +1021,7 @@
                 <w:lang w:eastAsia="en-GB"/>
               </w:rPr>
             </w:pPr>
+            <w:proofErr w:type="spellStart"/>
             <w:r>
               <w:rPr>
                 <w:rFonts w:ascii="Calibri" w:eastAsia="Times New Roman" w:hAnsi="Calibri" w:cs="Calibri"/>
@@ -923,6 +1030,7 @@
               </w:rPr>
               <w:t>last_name</w:t>
             </w:r>
+            <w:proofErr w:type="spellEnd"/>
           </w:p>
         </w:tc>
         <w:tc>
@@ -1764,13 +1872,23 @@
                 <w:lang w:eastAsia="en-GB"/>
               </w:rPr>
             </w:pPr>
-            <w:r>
-              <w:rPr>
-                <w:rFonts w:ascii="Calibri" w:eastAsia="Times New Roman" w:hAnsi="Calibri" w:cs="Calibri"/>
-                <w:color w:val="000000"/>
-                <w:lang w:eastAsia="en-GB"/>
-              </w:rPr>
-              <w:t>CHAR(2)</w:t>
+            <w:proofErr w:type="gramStart"/>
+            <w:r>
+              <w:rPr>
+                <w:rFonts w:ascii="Calibri" w:eastAsia="Times New Roman" w:hAnsi="Calibri" w:cs="Calibri"/>
+                <w:color w:val="000000"/>
+                <w:lang w:eastAsia="en-GB"/>
+              </w:rPr>
+              <w:t>CHAR(</w:t>
+            </w:r>
+            <w:proofErr w:type="gramEnd"/>
+            <w:r>
+              <w:rPr>
+                <w:rFonts w:ascii="Calibri" w:eastAsia="Times New Roman" w:hAnsi="Calibri" w:cs="Calibri"/>
+                <w:color w:val="000000"/>
+                <w:lang w:eastAsia="en-GB"/>
+              </w:rPr>
+              <w:t>2)</w:t>
             </w:r>
           </w:p>
         </w:tc>
@@ -1866,6 +1984,7 @@
                 <w:lang w:eastAsia="en-GB"/>
               </w:rPr>
             </w:pPr>
+            <w:proofErr w:type="spellStart"/>
             <w:r>
               <w:rPr>
                 <w:rFonts w:ascii="Calibri" w:eastAsia="Times New Roman" w:hAnsi="Calibri" w:cs="Calibri"/>
@@ -1874,6 +1993,7 @@
               </w:rPr>
               <w:t>contact_number</w:t>
             </w:r>
+            <w:proofErr w:type="spellEnd"/>
           </w:p>
         </w:tc>
         <w:tc>
@@ -2248,6 +2368,7 @@
                 <w:lang w:eastAsia="en-GB"/>
               </w:rPr>
             </w:pPr>
+            <w:proofErr w:type="spellStart"/>
             <w:r>
               <w:rPr>
                 <w:rFonts w:ascii="Calibri" w:eastAsia="Times New Roman" w:hAnsi="Calibri" w:cs="Calibri"/>
@@ -2256,6 +2377,7 @@
               </w:rPr>
               <w:t>account_managers</w:t>
             </w:r>
+            <w:proofErr w:type="spellEnd"/>
           </w:p>
         </w:tc>
       </w:tr>
@@ -2423,6 +2545,7 @@
                 <w:lang w:eastAsia="en-GB"/>
               </w:rPr>
             </w:pPr>
+            <w:proofErr w:type="spellStart"/>
             <w:r>
               <w:rPr>
                 <w:rFonts w:ascii="Calibri" w:eastAsia="Times New Roman" w:hAnsi="Calibri" w:cs="Calibri"/>
@@ -2431,6 +2554,7 @@
               </w:rPr>
               <w:t>manager_id</w:t>
             </w:r>
+            <w:proofErr w:type="spellEnd"/>
           </w:p>
         </w:tc>
         <w:tc>
@@ -2456,13 +2580,23 @@
                 <w:lang w:eastAsia="en-GB"/>
               </w:rPr>
             </w:pPr>
-            <w:r>
-              <w:rPr>
-                <w:rFonts w:ascii="Calibri" w:eastAsia="Times New Roman" w:hAnsi="Calibri" w:cs="Calibri"/>
-                <w:color w:val="000000"/>
-                <w:lang w:eastAsia="en-GB"/>
-              </w:rPr>
-              <w:t>NUMBER(4)</w:t>
+            <w:proofErr w:type="gramStart"/>
+            <w:r>
+              <w:rPr>
+                <w:rFonts w:ascii="Calibri" w:eastAsia="Times New Roman" w:hAnsi="Calibri" w:cs="Calibri"/>
+                <w:color w:val="000000"/>
+                <w:lang w:eastAsia="en-GB"/>
+              </w:rPr>
+              <w:t>NUMBER(</w:t>
+            </w:r>
+            <w:proofErr w:type="gramEnd"/>
+            <w:r>
+              <w:rPr>
+                <w:rFonts w:ascii="Calibri" w:eastAsia="Times New Roman" w:hAnsi="Calibri" w:cs="Calibri"/>
+                <w:color w:val="000000"/>
+                <w:lang w:eastAsia="en-GB"/>
+              </w:rPr>
+              <w:t>4)</w:t>
             </w:r>
           </w:p>
         </w:tc>
@@ -2488,13 +2622,23 @@
                 <w:lang w:eastAsia="en-GB"/>
               </w:rPr>
             </w:pPr>
-            <w:r>
-              <w:rPr>
-                <w:rFonts w:ascii="Calibri" w:eastAsia="Times New Roman" w:hAnsi="Calibri" w:cs="Calibri"/>
-                <w:color w:val="000000"/>
-                <w:lang w:eastAsia="en-GB"/>
-              </w:rPr>
-              <w:t>pk_account_managers, INCREMENTS 1 START 1000</w:t>
+            <w:proofErr w:type="spellStart"/>
+            <w:r>
+              <w:rPr>
+                <w:rFonts w:ascii="Calibri" w:eastAsia="Times New Roman" w:hAnsi="Calibri" w:cs="Calibri"/>
+                <w:color w:val="000000"/>
+                <w:lang w:eastAsia="en-GB"/>
+              </w:rPr>
+              <w:t>pk_account_managers</w:t>
+            </w:r>
+            <w:proofErr w:type="spellEnd"/>
+            <w:r>
+              <w:rPr>
+                <w:rFonts w:ascii="Calibri" w:eastAsia="Times New Roman" w:hAnsi="Calibri" w:cs="Calibri"/>
+                <w:color w:val="000000"/>
+                <w:lang w:eastAsia="en-GB"/>
+              </w:rPr>
+              <w:t>, INCREMENTS 1 START 1000</w:t>
             </w:r>
           </w:p>
         </w:tc>
@@ -2559,6 +2703,7 @@
                 <w:lang w:eastAsia="en-GB"/>
               </w:rPr>
             </w:pPr>
+            <w:proofErr w:type="spellStart"/>
             <w:r>
               <w:rPr>
                 <w:rFonts w:ascii="Calibri" w:eastAsia="Times New Roman" w:hAnsi="Calibri" w:cs="Calibri"/>
@@ -2567,6 +2712,7 @@
               </w:rPr>
               <w:t>first_name</w:t>
             </w:r>
+            <w:proofErr w:type="spellEnd"/>
           </w:p>
         </w:tc>
         <w:tc>
@@ -2711,6 +2857,7 @@
                 <w:lang w:eastAsia="en-GB"/>
               </w:rPr>
             </w:pPr>
+            <w:proofErr w:type="spellStart"/>
             <w:r>
               <w:rPr>
                 <w:rFonts w:ascii="Calibri" w:eastAsia="Times New Roman" w:hAnsi="Calibri" w:cs="Calibri"/>
@@ -2719,6 +2866,7 @@
               </w:rPr>
               <w:t>last_name</w:t>
             </w:r>
+            <w:proofErr w:type="spellEnd"/>
           </w:p>
         </w:tc>
         <w:tc>
@@ -3132,6 +3280,7 @@
                 <w:lang w:eastAsia="en-GB"/>
               </w:rPr>
             </w:pPr>
+            <w:proofErr w:type="spellStart"/>
             <w:r>
               <w:rPr>
                 <w:rFonts w:ascii="Calibri" w:eastAsia="Times New Roman" w:hAnsi="Calibri" w:cs="Calibri"/>
@@ -3140,6 +3289,7 @@
               </w:rPr>
               <w:t>invoice_id</w:t>
             </w:r>
+            <w:proofErr w:type="spellEnd"/>
           </w:p>
         </w:tc>
         <w:tc>
@@ -3165,13 +3315,23 @@
                 <w:lang w:eastAsia="en-GB"/>
               </w:rPr>
             </w:pPr>
-            <w:r>
-              <w:rPr>
-                <w:rFonts w:ascii="Calibri" w:eastAsia="Times New Roman" w:hAnsi="Calibri" w:cs="Calibri"/>
-                <w:color w:val="000000"/>
-                <w:lang w:eastAsia="en-GB"/>
-              </w:rPr>
-              <w:t>NUMBER(8)</w:t>
+            <w:proofErr w:type="gramStart"/>
+            <w:r>
+              <w:rPr>
+                <w:rFonts w:ascii="Calibri" w:eastAsia="Times New Roman" w:hAnsi="Calibri" w:cs="Calibri"/>
+                <w:color w:val="000000"/>
+                <w:lang w:eastAsia="en-GB"/>
+              </w:rPr>
+              <w:t>NUMBER(</w:t>
+            </w:r>
+            <w:proofErr w:type="gramEnd"/>
+            <w:r>
+              <w:rPr>
+                <w:rFonts w:ascii="Calibri" w:eastAsia="Times New Roman" w:hAnsi="Calibri" w:cs="Calibri"/>
+                <w:color w:val="000000"/>
+                <w:lang w:eastAsia="en-GB"/>
+              </w:rPr>
+              <w:t>8)</w:t>
             </w:r>
           </w:p>
         </w:tc>
@@ -3197,13 +3357,23 @@
                 <w:lang w:eastAsia="en-GB"/>
               </w:rPr>
             </w:pPr>
-            <w:r>
-              <w:rPr>
-                <w:rFonts w:ascii="Calibri" w:eastAsia="Times New Roman" w:hAnsi="Calibri" w:cs="Calibri"/>
-                <w:color w:val="000000"/>
-                <w:lang w:eastAsia="en-GB"/>
-              </w:rPr>
-              <w:t>pk_invoices, INCREMENT 1 START 10000000</w:t>
+            <w:proofErr w:type="spellStart"/>
+            <w:r>
+              <w:rPr>
+                <w:rFonts w:ascii="Calibri" w:eastAsia="Times New Roman" w:hAnsi="Calibri" w:cs="Calibri"/>
+                <w:color w:val="000000"/>
+                <w:lang w:eastAsia="en-GB"/>
+              </w:rPr>
+              <w:t>pk_invoices</w:t>
+            </w:r>
+            <w:proofErr w:type="spellEnd"/>
+            <w:r>
+              <w:rPr>
+                <w:rFonts w:ascii="Calibri" w:eastAsia="Times New Roman" w:hAnsi="Calibri" w:cs="Calibri"/>
+                <w:color w:val="000000"/>
+                <w:lang w:eastAsia="en-GB"/>
+              </w:rPr>
+              <w:t>, INCREMENT 1 START 10000000</w:t>
             </w:r>
           </w:p>
         </w:tc>
@@ -3268,6 +3438,7 @@
                 <w:lang w:eastAsia="en-GB"/>
               </w:rPr>
             </w:pPr>
+            <w:proofErr w:type="spellStart"/>
             <w:r>
               <w:rPr>
                 <w:rFonts w:ascii="Calibri" w:eastAsia="Times New Roman" w:hAnsi="Calibri" w:cs="Calibri"/>
@@ -3276,6 +3447,7 @@
               </w:rPr>
               <w:t>account_number</w:t>
             </w:r>
+            <w:proofErr w:type="spellEnd"/>
           </w:p>
         </w:tc>
         <w:tc>
@@ -3301,13 +3473,23 @@
                 <w:lang w:eastAsia="en-GB"/>
               </w:rPr>
             </w:pPr>
-            <w:r>
-              <w:rPr>
-                <w:rFonts w:ascii="Calibri" w:eastAsia="Times New Roman" w:hAnsi="Calibri" w:cs="Calibri"/>
-                <w:color w:val="000000"/>
-                <w:lang w:eastAsia="en-GB"/>
-              </w:rPr>
-              <w:t>NUMBER(8)</w:t>
+            <w:proofErr w:type="gramStart"/>
+            <w:r>
+              <w:rPr>
+                <w:rFonts w:ascii="Calibri" w:eastAsia="Times New Roman" w:hAnsi="Calibri" w:cs="Calibri"/>
+                <w:color w:val="000000"/>
+                <w:lang w:eastAsia="en-GB"/>
+              </w:rPr>
+              <w:t>NUMBER(</w:t>
+            </w:r>
+            <w:proofErr w:type="gramEnd"/>
+            <w:r>
+              <w:rPr>
+                <w:rFonts w:ascii="Calibri" w:eastAsia="Times New Roman" w:hAnsi="Calibri" w:cs="Calibri"/>
+                <w:color w:val="000000"/>
+                <w:lang w:eastAsia="en-GB"/>
+              </w:rPr>
+              <w:t>8)</w:t>
             </w:r>
           </w:p>
         </w:tc>
@@ -3333,6 +3515,7 @@
                 <w:lang w:eastAsia="en-GB"/>
               </w:rPr>
             </w:pPr>
+            <w:proofErr w:type="spellStart"/>
             <w:r>
               <w:rPr>
                 <w:rFonts w:ascii="Calibri" w:eastAsia="Times New Roman" w:hAnsi="Calibri" w:cs="Calibri"/>
@@ -3341,6 +3524,7 @@
               </w:rPr>
               <w:t>fk_i_accounts</w:t>
             </w:r>
+            <w:proofErr w:type="spellEnd"/>
           </w:p>
         </w:tc>
         <w:tc>
@@ -3404,6 +3588,7 @@
                 <w:lang w:eastAsia="en-GB"/>
               </w:rPr>
             </w:pPr>
+            <w:proofErr w:type="spellStart"/>
             <w:r>
               <w:rPr>
                 <w:rFonts w:ascii="Calibri" w:eastAsia="Times New Roman" w:hAnsi="Calibri" w:cs="Calibri"/>
@@ -3412,6 +3597,7 @@
               </w:rPr>
               <w:t>manager_id</w:t>
             </w:r>
+            <w:proofErr w:type="spellEnd"/>
           </w:p>
         </w:tc>
         <w:tc>
@@ -3437,13 +3623,23 @@
                 <w:lang w:eastAsia="en-GB"/>
               </w:rPr>
             </w:pPr>
-            <w:r>
-              <w:rPr>
-                <w:rFonts w:ascii="Calibri" w:eastAsia="Times New Roman" w:hAnsi="Calibri" w:cs="Calibri"/>
-                <w:color w:val="000000"/>
-                <w:lang w:eastAsia="en-GB"/>
-              </w:rPr>
-              <w:t>NUMBER(4)</w:t>
+            <w:proofErr w:type="gramStart"/>
+            <w:r>
+              <w:rPr>
+                <w:rFonts w:ascii="Calibri" w:eastAsia="Times New Roman" w:hAnsi="Calibri" w:cs="Calibri"/>
+                <w:color w:val="000000"/>
+                <w:lang w:eastAsia="en-GB"/>
+              </w:rPr>
+              <w:t>NUMBER(</w:t>
+            </w:r>
+            <w:proofErr w:type="gramEnd"/>
+            <w:r>
+              <w:rPr>
+                <w:rFonts w:ascii="Calibri" w:eastAsia="Times New Roman" w:hAnsi="Calibri" w:cs="Calibri"/>
+                <w:color w:val="000000"/>
+                <w:lang w:eastAsia="en-GB"/>
+              </w:rPr>
+              <w:t>4)</w:t>
             </w:r>
           </w:p>
         </w:tc>
@@ -3469,6 +3665,7 @@
                 <w:lang w:eastAsia="en-GB"/>
               </w:rPr>
             </w:pPr>
+            <w:proofErr w:type="spellStart"/>
             <w:r>
               <w:rPr>
                 <w:rFonts w:ascii="Calibri" w:eastAsia="Times New Roman" w:hAnsi="Calibri" w:cs="Calibri"/>
@@ -3477,6 +3674,7 @@
               </w:rPr>
               <w:t>fk_i_account_managers</w:t>
             </w:r>
+            <w:proofErr w:type="spellEnd"/>
           </w:p>
         </w:tc>
         <w:tc>
@@ -3540,6 +3738,7 @@
                 <w:lang w:eastAsia="en-GB"/>
               </w:rPr>
             </w:pPr>
+            <w:proofErr w:type="spellStart"/>
             <w:r>
               <w:rPr>
                 <w:rFonts w:ascii="Calibri" w:eastAsia="Times New Roman" w:hAnsi="Calibri" w:cs="Calibri"/>
@@ -3556,6 +3755,7 @@
               </w:rPr>
               <w:t>date</w:t>
             </w:r>
+            <w:proofErr w:type="spellEnd"/>
           </w:p>
         </w:tc>
         <w:tc>
@@ -3646,6 +3846,7 @@
                 <w:lang w:eastAsia="en-GB"/>
               </w:rPr>
             </w:pPr>
+            <w:proofErr w:type="spellStart"/>
             <w:r>
               <w:rPr>
                 <w:rFonts w:ascii="Calibri" w:eastAsia="Times New Roman" w:hAnsi="Calibri" w:cs="Calibri"/>
@@ -3654,6 +3855,7 @@
               </w:rPr>
               <w:t>sysdate</w:t>
             </w:r>
+            <w:proofErr w:type="spellEnd"/>
           </w:p>
         </w:tc>
       </w:tr>
@@ -3684,6 +3886,7 @@
                 <w:lang w:eastAsia="en-GB"/>
               </w:rPr>
             </w:pPr>
+            <w:proofErr w:type="spellStart"/>
             <w:r>
               <w:rPr>
                 <w:rFonts w:ascii="Calibri" w:eastAsia="Times New Roman" w:hAnsi="Calibri" w:cs="Calibri"/>
@@ -3692,6 +3895,7 @@
               </w:rPr>
               <w:t>invoice_total</w:t>
             </w:r>
+            <w:proofErr w:type="spellEnd"/>
           </w:p>
         </w:tc>
         <w:tc>
@@ -3717,6 +3921,7 @@
                 <w:lang w:eastAsia="en-GB"/>
               </w:rPr>
             </w:pPr>
+            <w:proofErr w:type="gramStart"/>
             <w:r>
               <w:rPr>
                 <w:rFonts w:ascii="Calibri" w:eastAsia="Times New Roman" w:hAnsi="Calibri" w:cs="Calibri"/>
@@ -3725,6 +3930,7 @@
               </w:rPr>
               <w:t>NUMBER(</w:t>
             </w:r>
+            <w:proofErr w:type="gramEnd"/>
             <w:r>
               <w:rPr>
                 <w:rFonts w:ascii="Calibri" w:eastAsia="Times New Roman" w:hAnsi="Calibri" w:cs="Calibri"/>
@@ -3946,6 +4152,7 @@
                 <w:lang w:eastAsia="en-GB"/>
               </w:rPr>
             </w:pPr>
+            <w:proofErr w:type="spellStart"/>
             <w:r>
               <w:rPr>
                 <w:rFonts w:ascii="Calibri" w:eastAsia="Times New Roman" w:hAnsi="Calibri" w:cs="Calibri"/>
@@ -3954,6 +4161,7 @@
               </w:rPr>
               <w:t>invoice_items</w:t>
             </w:r>
+            <w:proofErr w:type="spellEnd"/>
           </w:p>
         </w:tc>
       </w:tr>
@@ -4121,6 +4329,7 @@
                 <w:lang w:eastAsia="en-GB"/>
               </w:rPr>
             </w:pPr>
+            <w:proofErr w:type="spellStart"/>
             <w:r>
               <w:rPr>
                 <w:rFonts w:ascii="Calibri" w:eastAsia="Times New Roman" w:hAnsi="Calibri" w:cs="Calibri"/>
@@ -4129,6 +4338,7 @@
               </w:rPr>
               <w:t>invoice_id</w:t>
             </w:r>
+            <w:proofErr w:type="spellEnd"/>
           </w:p>
         </w:tc>
         <w:tc>
@@ -4154,13 +4364,23 @@
                 <w:lang w:eastAsia="en-GB"/>
               </w:rPr>
             </w:pPr>
-            <w:r>
-              <w:rPr>
-                <w:rFonts w:ascii="Calibri" w:eastAsia="Times New Roman" w:hAnsi="Calibri" w:cs="Calibri"/>
-                <w:color w:val="000000"/>
-                <w:lang w:eastAsia="en-GB"/>
-              </w:rPr>
-              <w:t>NUMBER(8)</w:t>
+            <w:proofErr w:type="gramStart"/>
+            <w:r>
+              <w:rPr>
+                <w:rFonts w:ascii="Calibri" w:eastAsia="Times New Roman" w:hAnsi="Calibri" w:cs="Calibri"/>
+                <w:color w:val="000000"/>
+                <w:lang w:eastAsia="en-GB"/>
+              </w:rPr>
+              <w:t>NUMBER(</w:t>
+            </w:r>
+            <w:proofErr w:type="gramEnd"/>
+            <w:r>
+              <w:rPr>
+                <w:rFonts w:ascii="Calibri" w:eastAsia="Times New Roman" w:hAnsi="Calibri" w:cs="Calibri"/>
+                <w:color w:val="000000"/>
+                <w:lang w:eastAsia="en-GB"/>
+              </w:rPr>
+              <w:t>8)</w:t>
             </w:r>
           </w:p>
         </w:tc>
@@ -4186,14 +4406,34 @@
                 <w:lang w:eastAsia="en-GB"/>
               </w:rPr>
             </w:pPr>
-            <w:r>
-              <w:rPr>
-                <w:rFonts w:ascii="Calibri" w:eastAsia="Times New Roman" w:hAnsi="Calibri" w:cs="Calibri"/>
-                <w:color w:val="000000"/>
-                <w:lang w:eastAsia="en-GB"/>
-              </w:rPr>
-              <w:t>pk_invoice_items, fk_it_invoices</w:t>
-            </w:r>
+            <w:proofErr w:type="spellStart"/>
+            <w:r>
+              <w:rPr>
+                <w:rFonts w:ascii="Calibri" w:eastAsia="Times New Roman" w:hAnsi="Calibri" w:cs="Calibri"/>
+                <w:color w:val="000000"/>
+                <w:lang w:eastAsia="en-GB"/>
+              </w:rPr>
+              <w:t>pk_invoice_items</w:t>
+            </w:r>
+            <w:proofErr w:type="spellEnd"/>
+            <w:r>
+              <w:rPr>
+                <w:rFonts w:ascii="Calibri" w:eastAsia="Times New Roman" w:hAnsi="Calibri" w:cs="Calibri"/>
+                <w:color w:val="000000"/>
+                <w:lang w:eastAsia="en-GB"/>
+              </w:rPr>
+              <w:t xml:space="preserve">, </w:t>
+            </w:r>
+            <w:proofErr w:type="spellStart"/>
+            <w:r>
+              <w:rPr>
+                <w:rFonts w:ascii="Calibri" w:eastAsia="Times New Roman" w:hAnsi="Calibri" w:cs="Calibri"/>
+                <w:color w:val="000000"/>
+                <w:lang w:eastAsia="en-GB"/>
+              </w:rPr>
+              <w:t>fk_it_invoices</w:t>
+            </w:r>
+            <w:proofErr w:type="spellEnd"/>
           </w:p>
         </w:tc>
         <w:tc>
@@ -4257,6 +4497,7 @@
                 <w:lang w:eastAsia="en-GB"/>
               </w:rPr>
             </w:pPr>
+            <w:proofErr w:type="spellStart"/>
             <w:r>
               <w:rPr>
                 <w:rFonts w:ascii="Calibri" w:eastAsia="Times New Roman" w:hAnsi="Calibri" w:cs="Calibri"/>
@@ -4265,6 +4506,7 @@
               </w:rPr>
               <w:t>product_id</w:t>
             </w:r>
+            <w:proofErr w:type="spellEnd"/>
           </w:p>
         </w:tc>
         <w:tc>
@@ -4290,13 +4532,23 @@
                 <w:lang w:eastAsia="en-GB"/>
               </w:rPr>
             </w:pPr>
-            <w:r>
-              <w:rPr>
-                <w:rFonts w:ascii="Calibri" w:eastAsia="Times New Roman" w:hAnsi="Calibri" w:cs="Calibri"/>
-                <w:color w:val="000000"/>
-                <w:lang w:eastAsia="en-GB"/>
-              </w:rPr>
-              <w:t>NUMBER(8)</w:t>
+            <w:proofErr w:type="gramStart"/>
+            <w:r>
+              <w:rPr>
+                <w:rFonts w:ascii="Calibri" w:eastAsia="Times New Roman" w:hAnsi="Calibri" w:cs="Calibri"/>
+                <w:color w:val="000000"/>
+                <w:lang w:eastAsia="en-GB"/>
+              </w:rPr>
+              <w:t>NUMBER(</w:t>
+            </w:r>
+            <w:proofErr w:type="gramEnd"/>
+            <w:r>
+              <w:rPr>
+                <w:rFonts w:ascii="Calibri" w:eastAsia="Times New Roman" w:hAnsi="Calibri" w:cs="Calibri"/>
+                <w:color w:val="000000"/>
+                <w:lang w:eastAsia="en-GB"/>
+              </w:rPr>
+              <w:t>8)</w:t>
             </w:r>
           </w:p>
         </w:tc>
@@ -4322,14 +4574,34 @@
                 <w:lang w:eastAsia="en-GB"/>
               </w:rPr>
             </w:pPr>
-            <w:r>
-              <w:rPr>
-                <w:rFonts w:ascii="Calibri" w:eastAsia="Times New Roman" w:hAnsi="Calibri" w:cs="Calibri"/>
-                <w:color w:val="000000"/>
-                <w:lang w:eastAsia="en-GB"/>
-              </w:rPr>
-              <w:t>pk_invoice_items, fk_it_products</w:t>
-            </w:r>
+            <w:proofErr w:type="spellStart"/>
+            <w:r>
+              <w:rPr>
+                <w:rFonts w:ascii="Calibri" w:eastAsia="Times New Roman" w:hAnsi="Calibri" w:cs="Calibri"/>
+                <w:color w:val="000000"/>
+                <w:lang w:eastAsia="en-GB"/>
+              </w:rPr>
+              <w:t>pk_invoice_items</w:t>
+            </w:r>
+            <w:proofErr w:type="spellEnd"/>
+            <w:r>
+              <w:rPr>
+                <w:rFonts w:ascii="Calibri" w:eastAsia="Times New Roman" w:hAnsi="Calibri" w:cs="Calibri"/>
+                <w:color w:val="000000"/>
+                <w:lang w:eastAsia="en-GB"/>
+              </w:rPr>
+              <w:t xml:space="preserve">, </w:t>
+            </w:r>
+            <w:proofErr w:type="spellStart"/>
+            <w:r>
+              <w:rPr>
+                <w:rFonts w:ascii="Calibri" w:eastAsia="Times New Roman" w:hAnsi="Calibri" w:cs="Calibri"/>
+                <w:color w:val="000000"/>
+                <w:lang w:eastAsia="en-GB"/>
+              </w:rPr>
+              <w:t>fk_it_products</w:t>
+            </w:r>
+            <w:proofErr w:type="spellEnd"/>
           </w:p>
         </w:tc>
         <w:tc>
@@ -4426,13 +4698,23 @@
                 <w:lang w:eastAsia="en-GB"/>
               </w:rPr>
             </w:pPr>
-            <w:r>
-              <w:rPr>
-                <w:rFonts w:ascii="Calibri" w:eastAsia="Times New Roman" w:hAnsi="Calibri" w:cs="Calibri"/>
-                <w:color w:val="000000"/>
-                <w:lang w:eastAsia="en-GB"/>
-              </w:rPr>
-              <w:t>NUMBER(3)</w:t>
+            <w:proofErr w:type="gramStart"/>
+            <w:r>
+              <w:rPr>
+                <w:rFonts w:ascii="Calibri" w:eastAsia="Times New Roman" w:hAnsi="Calibri" w:cs="Calibri"/>
+                <w:color w:val="000000"/>
+                <w:lang w:eastAsia="en-GB"/>
+              </w:rPr>
+              <w:t>NUMBER(</w:t>
+            </w:r>
+            <w:proofErr w:type="gramEnd"/>
+            <w:r>
+              <w:rPr>
+                <w:rFonts w:ascii="Calibri" w:eastAsia="Times New Roman" w:hAnsi="Calibri" w:cs="Calibri"/>
+                <w:color w:val="000000"/>
+                <w:lang w:eastAsia="en-GB"/>
+              </w:rPr>
+              <w:t>3)</w:t>
             </w:r>
           </w:p>
         </w:tc>
@@ -4530,6 +4812,7 @@
                 <w:lang w:eastAsia="en-GB"/>
               </w:rPr>
             </w:pPr>
+            <w:proofErr w:type="spellStart"/>
             <w:r>
               <w:rPr>
                 <w:rFonts w:ascii="Calibri" w:eastAsia="Times New Roman" w:hAnsi="Calibri" w:cs="Calibri"/>
@@ -4538,6 +4821,7 @@
               </w:rPr>
               <w:t>total_price</w:t>
             </w:r>
+            <w:proofErr w:type="spellEnd"/>
           </w:p>
         </w:tc>
         <w:tc>
@@ -4563,13 +4847,31 @@
                 <w:lang w:eastAsia="en-GB"/>
               </w:rPr>
             </w:pPr>
-            <w:r>
-              <w:rPr>
-                <w:rFonts w:ascii="Calibri" w:eastAsia="Times New Roman" w:hAnsi="Calibri" w:cs="Calibri"/>
-                <w:color w:val="000000"/>
-                <w:lang w:eastAsia="en-GB"/>
-              </w:rPr>
-              <w:t>NUMBER(8,2)</w:t>
+            <w:proofErr w:type="gramStart"/>
+            <w:r>
+              <w:rPr>
+                <w:rFonts w:ascii="Calibri" w:eastAsia="Times New Roman" w:hAnsi="Calibri" w:cs="Calibri"/>
+                <w:color w:val="000000"/>
+                <w:lang w:eastAsia="en-GB"/>
+              </w:rPr>
+              <w:t>NUMBER(</w:t>
+            </w:r>
+            <w:proofErr w:type="gramEnd"/>
+            <w:r>
+              <w:rPr>
+                <w:rFonts w:ascii="Calibri" w:eastAsia="Times New Roman" w:hAnsi="Calibri" w:cs="Calibri"/>
+                <w:color w:val="000000"/>
+                <w:lang w:eastAsia="en-GB"/>
+              </w:rPr>
+              <w:t>10</w:t>
+            </w:r>
+            <w:r>
+              <w:rPr>
+                <w:rFonts w:ascii="Calibri" w:eastAsia="Times New Roman" w:hAnsi="Calibri" w:cs="Calibri"/>
+                <w:color w:val="000000"/>
+                <w:lang w:eastAsia="en-GB"/>
+              </w:rPr>
+              <w:t>,2)</w:t>
             </w:r>
           </w:p>
         </w:tc>
@@ -4636,6 +4938,14 @@
                 <w:lang w:eastAsia="en-GB"/>
               </w:rPr>
               <w:t>0</w:t>
+            </w:r>
+            <w:r>
+              <w:rPr>
+                <w:rFonts w:ascii="Calibri" w:eastAsia="Times New Roman" w:hAnsi="Calibri" w:cs="Calibri"/>
+                <w:color w:val="000000"/>
+                <w:lang w:eastAsia="en-GB"/>
+              </w:rPr>
+              <w:t>.00</w:t>
             </w:r>
           </w:p>
         </w:tc>
@@ -4778,6 +5088,7 @@
                 <w:lang w:eastAsia="en-GB"/>
               </w:rPr>
             </w:pPr>
+            <w:proofErr w:type="spellStart"/>
             <w:r>
               <w:rPr>
                 <w:rFonts w:ascii="Calibri" w:eastAsia="Times New Roman" w:hAnsi="Calibri" w:cs="Calibri"/>
@@ -4786,6 +5097,7 @@
               </w:rPr>
               <w:t>customer_cards</w:t>
             </w:r>
+            <w:proofErr w:type="spellEnd"/>
           </w:p>
         </w:tc>
       </w:tr>
@@ -4953,12 +5265,14 @@
                 <w:lang w:eastAsia="en-GB"/>
               </w:rPr>
             </w:pPr>
-            <w:r>
-              <w:rPr>
-                <w:rFonts w:ascii="Calibri" w:eastAsia="Times New Roman" w:hAnsi="Calibri" w:cs="Calibri"/>
-                <w:color w:val="000000"/>
-                <w:lang w:eastAsia="en-GB"/>
-              </w:rPr>
+            <w:proofErr w:type="spellStart"/>
+            <w:r>
+              <w:rPr>
+                <w:rFonts w:ascii="Calibri" w:eastAsia="Times New Roman" w:hAnsi="Calibri" w:cs="Calibri"/>
+                <w:color w:val="000000"/>
+                <w:lang w:eastAsia="en-GB"/>
+              </w:rPr>
+              <w:lastRenderedPageBreak/>
               <w:t>card</w:t>
             </w:r>
             <w:r>
@@ -4969,6 +5283,7 @@
               </w:rPr>
               <w:t>_number</w:t>
             </w:r>
+            <w:proofErr w:type="spellEnd"/>
           </w:p>
         </w:tc>
         <w:tc>
@@ -4994,6 +5309,7 @@
                 <w:lang w:eastAsia="en-GB"/>
               </w:rPr>
             </w:pPr>
+            <w:proofErr w:type="gramStart"/>
             <w:r>
               <w:rPr>
                 <w:rFonts w:ascii="Calibri" w:eastAsia="Times New Roman" w:hAnsi="Calibri" w:cs="Calibri"/>
@@ -5002,6 +5318,7 @@
               </w:rPr>
               <w:t>NUMBER(</w:t>
             </w:r>
+            <w:proofErr w:type="gramEnd"/>
             <w:r>
               <w:rPr>
                 <w:rFonts w:ascii="Calibri" w:eastAsia="Times New Roman" w:hAnsi="Calibri" w:cs="Calibri"/>
@@ -5042,14 +5359,24 @@
                 <w:lang w:eastAsia="en-GB"/>
               </w:rPr>
             </w:pPr>
-            <w:r>
-              <w:rPr>
-                <w:rFonts w:ascii="Calibri" w:eastAsia="Times New Roman" w:hAnsi="Calibri" w:cs="Calibri"/>
-                <w:color w:val="000000"/>
-                <w:lang w:eastAsia="en-GB"/>
-              </w:rPr>
-              <w:t>pk_accounts</w:t>
-            </w:r>
+            <w:proofErr w:type="spellStart"/>
+            <w:r>
+              <w:rPr>
+                <w:rFonts w:ascii="Calibri" w:eastAsia="Times New Roman" w:hAnsi="Calibri" w:cs="Calibri"/>
+                <w:color w:val="000000"/>
+                <w:lang w:eastAsia="en-GB"/>
+              </w:rPr>
+              <w:t>pk_</w:t>
+            </w:r>
+            <w:r>
+              <w:rPr>
+                <w:rFonts w:ascii="Calibri" w:eastAsia="Times New Roman" w:hAnsi="Calibri" w:cs="Calibri"/>
+                <w:color w:val="000000"/>
+                <w:lang w:eastAsia="en-GB"/>
+              </w:rPr>
+              <w:t>customer_cards</w:t>
+            </w:r>
+            <w:proofErr w:type="spellEnd"/>
           </w:p>
         </w:tc>
         <w:tc>
@@ -5113,6 +5440,7 @@
                 <w:lang w:eastAsia="en-GB"/>
               </w:rPr>
             </w:pPr>
+            <w:proofErr w:type="spellStart"/>
             <w:r>
               <w:rPr>
                 <w:rFonts w:ascii="Calibri" w:eastAsia="Times New Roman" w:hAnsi="Calibri" w:cs="Calibri"/>
@@ -5129,6 +5457,7 @@
               </w:rPr>
               <w:t>_number</w:t>
             </w:r>
+            <w:proofErr w:type="spellEnd"/>
           </w:p>
         </w:tc>
         <w:tc>
@@ -5154,6 +5483,7 @@
                 <w:lang w:eastAsia="en-GB"/>
               </w:rPr>
             </w:pPr>
+            <w:proofErr w:type="gramStart"/>
             <w:r>
               <w:rPr>
                 <w:rFonts w:ascii="Calibri" w:eastAsia="Times New Roman" w:hAnsi="Calibri" w:cs="Calibri"/>
@@ -5162,6 +5492,7 @@
               </w:rPr>
               <w:t>NUMBER(</w:t>
             </w:r>
+            <w:proofErr w:type="gramEnd"/>
             <w:r>
               <w:rPr>
                 <w:rFonts w:ascii="Calibri" w:eastAsia="Times New Roman" w:hAnsi="Calibri" w:cs="Calibri"/>
@@ -5202,6 +5533,7 @@
                 <w:lang w:eastAsia="en-GB"/>
               </w:rPr>
             </w:pPr>
+            <w:proofErr w:type="spellStart"/>
             <w:r>
               <w:rPr>
                 <w:rFonts w:ascii="Calibri" w:eastAsia="Times New Roman" w:hAnsi="Calibri" w:cs="Calibri"/>
@@ -5210,6 +5542,7 @@
               </w:rPr>
               <w:t>fk_cc_accounts</w:t>
             </w:r>
+            <w:proofErr w:type="spellEnd"/>
           </w:p>
         </w:tc>
         <w:tc>
@@ -5273,6 +5606,7 @@
                 <w:lang w:eastAsia="en-GB"/>
               </w:rPr>
             </w:pPr>
+            <w:proofErr w:type="spellStart"/>
             <w:r>
               <w:rPr>
                 <w:rFonts w:ascii="Calibri" w:eastAsia="Times New Roman" w:hAnsi="Calibri" w:cs="Calibri"/>
@@ -5281,6 +5615,7 @@
               </w:rPr>
               <w:t>security_code</w:t>
             </w:r>
+            <w:proofErr w:type="spellEnd"/>
           </w:p>
         </w:tc>
         <w:tc>
@@ -5306,13 +5641,23 @@
                 <w:lang w:eastAsia="en-GB"/>
               </w:rPr>
             </w:pPr>
-            <w:r>
-              <w:rPr>
-                <w:rFonts w:ascii="Calibri" w:eastAsia="Times New Roman" w:hAnsi="Calibri" w:cs="Calibri"/>
-                <w:color w:val="000000"/>
-                <w:lang w:eastAsia="en-GB"/>
-              </w:rPr>
-              <w:t>NUMBER(3)</w:t>
+            <w:proofErr w:type="gramStart"/>
+            <w:r>
+              <w:rPr>
+                <w:rFonts w:ascii="Calibri" w:eastAsia="Times New Roman" w:hAnsi="Calibri" w:cs="Calibri"/>
+                <w:color w:val="000000"/>
+                <w:lang w:eastAsia="en-GB"/>
+              </w:rPr>
+              <w:t>NUMBER(</w:t>
+            </w:r>
+            <w:proofErr w:type="gramEnd"/>
+            <w:r>
+              <w:rPr>
+                <w:rFonts w:ascii="Calibri" w:eastAsia="Times New Roman" w:hAnsi="Calibri" w:cs="Calibri"/>
+                <w:color w:val="000000"/>
+                <w:lang w:eastAsia="en-GB"/>
+              </w:rPr>
+              <w:t>3)</w:t>
             </w:r>
           </w:p>
         </w:tc>
@@ -5693,6 +6038,7 @@
                 <w:lang w:eastAsia="en-GB"/>
               </w:rPr>
             </w:pPr>
+            <w:proofErr w:type="spellStart"/>
             <w:r>
               <w:rPr>
                 <w:rFonts w:ascii="Calibri" w:eastAsia="Times New Roman" w:hAnsi="Calibri" w:cs="Calibri"/>
@@ -5701,6 +6047,7 @@
               </w:rPr>
               <w:t>invoice_id</w:t>
             </w:r>
+            <w:proofErr w:type="spellEnd"/>
           </w:p>
         </w:tc>
         <w:tc>
@@ -5726,13 +6073,23 @@
                 <w:lang w:eastAsia="en-GB"/>
               </w:rPr>
             </w:pPr>
-            <w:r>
-              <w:rPr>
-                <w:rFonts w:ascii="Calibri" w:eastAsia="Times New Roman" w:hAnsi="Calibri" w:cs="Calibri"/>
-                <w:color w:val="000000"/>
-                <w:lang w:eastAsia="en-GB"/>
-              </w:rPr>
-              <w:t>NUMBER(8)</w:t>
+            <w:proofErr w:type="gramStart"/>
+            <w:r>
+              <w:rPr>
+                <w:rFonts w:ascii="Calibri" w:eastAsia="Times New Roman" w:hAnsi="Calibri" w:cs="Calibri"/>
+                <w:color w:val="000000"/>
+                <w:lang w:eastAsia="en-GB"/>
+              </w:rPr>
+              <w:t>NUMBER(</w:t>
+            </w:r>
+            <w:proofErr w:type="gramEnd"/>
+            <w:r>
+              <w:rPr>
+                <w:rFonts w:ascii="Calibri" w:eastAsia="Times New Roman" w:hAnsi="Calibri" w:cs="Calibri"/>
+                <w:color w:val="000000"/>
+                <w:lang w:eastAsia="en-GB"/>
+              </w:rPr>
+              <w:t>8)</w:t>
             </w:r>
           </w:p>
         </w:tc>
@@ -5758,14 +6115,34 @@
                 <w:lang w:eastAsia="en-GB"/>
               </w:rPr>
             </w:pPr>
-            <w:r>
-              <w:rPr>
-                <w:rFonts w:ascii="Calibri" w:eastAsia="Times New Roman" w:hAnsi="Calibri" w:cs="Calibri"/>
-                <w:color w:val="000000"/>
-                <w:lang w:eastAsia="en-GB"/>
-              </w:rPr>
-              <w:t>pk_payments, fp_p_invoices</w:t>
-            </w:r>
+            <w:proofErr w:type="spellStart"/>
+            <w:r>
+              <w:rPr>
+                <w:rFonts w:ascii="Calibri" w:eastAsia="Times New Roman" w:hAnsi="Calibri" w:cs="Calibri"/>
+                <w:color w:val="000000"/>
+                <w:lang w:eastAsia="en-GB"/>
+              </w:rPr>
+              <w:t>pk_payments</w:t>
+            </w:r>
+            <w:proofErr w:type="spellEnd"/>
+            <w:r>
+              <w:rPr>
+                <w:rFonts w:ascii="Calibri" w:eastAsia="Times New Roman" w:hAnsi="Calibri" w:cs="Calibri"/>
+                <w:color w:val="000000"/>
+                <w:lang w:eastAsia="en-GB"/>
+              </w:rPr>
+              <w:t xml:space="preserve">, </w:t>
+            </w:r>
+            <w:proofErr w:type="spellStart"/>
+            <w:r>
+              <w:rPr>
+                <w:rFonts w:ascii="Calibri" w:eastAsia="Times New Roman" w:hAnsi="Calibri" w:cs="Calibri"/>
+                <w:color w:val="000000"/>
+                <w:lang w:eastAsia="en-GB"/>
+              </w:rPr>
+              <w:t>fp_p_invoices</w:t>
+            </w:r>
+            <w:proofErr w:type="spellEnd"/>
           </w:p>
         </w:tc>
         <w:tc>
@@ -5829,6 +6206,7 @@
                 <w:lang w:eastAsia="en-GB"/>
               </w:rPr>
             </w:pPr>
+            <w:proofErr w:type="spellStart"/>
             <w:r>
               <w:rPr>
                 <w:rFonts w:ascii="Calibri" w:eastAsia="Times New Roman" w:hAnsi="Calibri" w:cs="Calibri"/>
@@ -5837,6 +6215,7 @@
               </w:rPr>
               <w:t>card_number</w:t>
             </w:r>
+            <w:proofErr w:type="spellEnd"/>
           </w:p>
         </w:tc>
         <w:tc>
@@ -5862,13 +6241,23 @@
                 <w:lang w:eastAsia="en-GB"/>
               </w:rPr>
             </w:pPr>
-            <w:r>
-              <w:rPr>
-                <w:rFonts w:ascii="Calibri" w:eastAsia="Times New Roman" w:hAnsi="Calibri" w:cs="Calibri"/>
-                <w:color w:val="000000"/>
-                <w:lang w:eastAsia="en-GB"/>
-              </w:rPr>
-              <w:t>NUMBER(16)</w:t>
+            <w:proofErr w:type="gramStart"/>
+            <w:r>
+              <w:rPr>
+                <w:rFonts w:ascii="Calibri" w:eastAsia="Times New Roman" w:hAnsi="Calibri" w:cs="Calibri"/>
+                <w:color w:val="000000"/>
+                <w:lang w:eastAsia="en-GB"/>
+              </w:rPr>
+              <w:t>NUMBER(</w:t>
+            </w:r>
+            <w:proofErr w:type="gramEnd"/>
+            <w:r>
+              <w:rPr>
+                <w:rFonts w:ascii="Calibri" w:eastAsia="Times New Roman" w:hAnsi="Calibri" w:cs="Calibri"/>
+                <w:color w:val="000000"/>
+                <w:lang w:eastAsia="en-GB"/>
+              </w:rPr>
+              <w:t>16)</w:t>
             </w:r>
           </w:p>
         </w:tc>
@@ -5894,14 +6283,34 @@
                 <w:lang w:eastAsia="en-GB"/>
               </w:rPr>
             </w:pPr>
-            <w:r>
-              <w:rPr>
-                <w:rFonts w:ascii="Calibri" w:eastAsia="Times New Roman" w:hAnsi="Calibri" w:cs="Calibri"/>
-                <w:color w:val="000000"/>
-                <w:lang w:eastAsia="en-GB"/>
-              </w:rPr>
-              <w:t>pk_payments, fp_p_customer_cards</w:t>
-            </w:r>
+            <w:proofErr w:type="spellStart"/>
+            <w:r>
+              <w:rPr>
+                <w:rFonts w:ascii="Calibri" w:eastAsia="Times New Roman" w:hAnsi="Calibri" w:cs="Calibri"/>
+                <w:color w:val="000000"/>
+                <w:lang w:eastAsia="en-GB"/>
+              </w:rPr>
+              <w:t>pk_payments</w:t>
+            </w:r>
+            <w:proofErr w:type="spellEnd"/>
+            <w:r>
+              <w:rPr>
+                <w:rFonts w:ascii="Calibri" w:eastAsia="Times New Roman" w:hAnsi="Calibri" w:cs="Calibri"/>
+                <w:color w:val="000000"/>
+                <w:lang w:eastAsia="en-GB"/>
+              </w:rPr>
+              <w:t xml:space="preserve">, </w:t>
+            </w:r>
+            <w:proofErr w:type="spellStart"/>
+            <w:r>
+              <w:rPr>
+                <w:rFonts w:ascii="Calibri" w:eastAsia="Times New Roman" w:hAnsi="Calibri" w:cs="Calibri"/>
+                <w:color w:val="000000"/>
+                <w:lang w:eastAsia="en-GB"/>
+              </w:rPr>
+              <w:t>fp_p_customer_cards</w:t>
+            </w:r>
+            <w:proofErr w:type="spellEnd"/>
           </w:p>
         </w:tc>
         <w:tc>
@@ -6249,6 +6658,7 @@
                 <w:lang w:eastAsia="en-GB"/>
               </w:rPr>
             </w:pPr>
+            <w:proofErr w:type="spellStart"/>
             <w:r>
               <w:rPr>
                 <w:rFonts w:ascii="Calibri" w:eastAsia="Times New Roman" w:hAnsi="Calibri" w:cs="Calibri"/>
@@ -6257,6 +6667,7 @@
               </w:rPr>
               <w:t>product_id</w:t>
             </w:r>
+            <w:proofErr w:type="spellEnd"/>
           </w:p>
         </w:tc>
         <w:tc>
@@ -6282,13 +6693,23 @@
                 <w:lang w:eastAsia="en-GB"/>
               </w:rPr>
             </w:pPr>
-            <w:r>
-              <w:rPr>
-                <w:rFonts w:ascii="Calibri" w:eastAsia="Times New Roman" w:hAnsi="Calibri" w:cs="Calibri"/>
-                <w:color w:val="000000"/>
-                <w:lang w:eastAsia="en-GB"/>
-              </w:rPr>
-              <w:t>NUMBER(8)</w:t>
+            <w:proofErr w:type="gramStart"/>
+            <w:r>
+              <w:rPr>
+                <w:rFonts w:ascii="Calibri" w:eastAsia="Times New Roman" w:hAnsi="Calibri" w:cs="Calibri"/>
+                <w:color w:val="000000"/>
+                <w:lang w:eastAsia="en-GB"/>
+              </w:rPr>
+              <w:t>NUMBER(</w:t>
+            </w:r>
+            <w:proofErr w:type="gramEnd"/>
+            <w:r>
+              <w:rPr>
+                <w:rFonts w:ascii="Calibri" w:eastAsia="Times New Roman" w:hAnsi="Calibri" w:cs="Calibri"/>
+                <w:color w:val="000000"/>
+                <w:lang w:eastAsia="en-GB"/>
+              </w:rPr>
+              <w:t>8)</w:t>
             </w:r>
           </w:p>
         </w:tc>
@@ -6314,13 +6735,23 @@
                 <w:lang w:eastAsia="en-GB"/>
               </w:rPr>
             </w:pPr>
-            <w:r>
-              <w:rPr>
-                <w:rFonts w:ascii="Calibri" w:eastAsia="Times New Roman" w:hAnsi="Calibri" w:cs="Calibri"/>
-                <w:color w:val="000000"/>
-                <w:lang w:eastAsia="en-GB"/>
-              </w:rPr>
-              <w:t>pk_products, INCREMENT 1 START 10000000</w:t>
+            <w:proofErr w:type="spellStart"/>
+            <w:r>
+              <w:rPr>
+                <w:rFonts w:ascii="Calibri" w:eastAsia="Times New Roman" w:hAnsi="Calibri" w:cs="Calibri"/>
+                <w:color w:val="000000"/>
+                <w:lang w:eastAsia="en-GB"/>
+              </w:rPr>
+              <w:t>pk_products</w:t>
+            </w:r>
+            <w:proofErr w:type="spellEnd"/>
+            <w:r>
+              <w:rPr>
+                <w:rFonts w:ascii="Calibri" w:eastAsia="Times New Roman" w:hAnsi="Calibri" w:cs="Calibri"/>
+                <w:color w:val="000000"/>
+                <w:lang w:eastAsia="en-GB"/>
+              </w:rPr>
+              <w:t>, INCREMENT 1 START 10000000</w:t>
             </w:r>
           </w:p>
         </w:tc>
@@ -6385,6 +6816,7 @@
                 <w:lang w:eastAsia="en-GB"/>
               </w:rPr>
             </w:pPr>
+            <w:proofErr w:type="spellStart"/>
             <w:r>
               <w:rPr>
                 <w:rFonts w:ascii="Calibri" w:eastAsia="Times New Roman" w:hAnsi="Calibri" w:cs="Calibri"/>
@@ -6393,6 +6825,7 @@
               </w:rPr>
               <w:t>product_name</w:t>
             </w:r>
+            <w:proofErr w:type="spellEnd"/>
           </w:p>
         </w:tc>
         <w:tc>
@@ -6418,13 +6851,23 @@
                 <w:lang w:eastAsia="en-GB"/>
               </w:rPr>
             </w:pPr>
-            <w:r>
-              <w:rPr>
-                <w:rFonts w:ascii="Calibri" w:eastAsia="Times New Roman" w:hAnsi="Calibri" w:cs="Calibri"/>
-                <w:color w:val="000000"/>
-                <w:lang w:eastAsia="en-GB"/>
-              </w:rPr>
-              <w:t>VARCHAR(15)</w:t>
+            <w:proofErr w:type="gramStart"/>
+            <w:r>
+              <w:rPr>
+                <w:rFonts w:ascii="Calibri" w:eastAsia="Times New Roman" w:hAnsi="Calibri" w:cs="Calibri"/>
+                <w:color w:val="000000"/>
+                <w:lang w:eastAsia="en-GB"/>
+              </w:rPr>
+              <w:t>VARCHAR(</w:t>
+            </w:r>
+            <w:proofErr w:type="gramEnd"/>
+            <w:r>
+              <w:rPr>
+                <w:rFonts w:ascii="Calibri" w:eastAsia="Times New Roman" w:hAnsi="Calibri" w:cs="Calibri"/>
+                <w:color w:val="000000"/>
+                <w:lang w:eastAsia="en-GB"/>
+              </w:rPr>
+              <w:t>15)</w:t>
             </w:r>
           </w:p>
         </w:tc>
@@ -6521,6 +6964,7 @@
                 <w:lang w:eastAsia="en-GB"/>
               </w:rPr>
             </w:pPr>
+            <w:proofErr w:type="spellStart"/>
             <w:r>
               <w:rPr>
                 <w:rFonts w:ascii="Calibri" w:eastAsia="Times New Roman" w:hAnsi="Calibri" w:cs="Calibri"/>
@@ -6529,6 +6973,7 @@
               </w:rPr>
               <w:t>product_description</w:t>
             </w:r>
+            <w:proofErr w:type="spellEnd"/>
           </w:p>
         </w:tc>
         <w:tc>
@@ -6554,13 +6999,23 @@
                 <w:lang w:eastAsia="en-GB"/>
               </w:rPr>
             </w:pPr>
-            <w:r>
-              <w:rPr>
-                <w:rFonts w:ascii="Calibri" w:eastAsia="Times New Roman" w:hAnsi="Calibri" w:cs="Calibri"/>
-                <w:color w:val="000000"/>
-                <w:lang w:eastAsia="en-GB"/>
-              </w:rPr>
-              <w:t>VARCHAR(80)</w:t>
+            <w:proofErr w:type="gramStart"/>
+            <w:r>
+              <w:rPr>
+                <w:rFonts w:ascii="Calibri" w:eastAsia="Times New Roman" w:hAnsi="Calibri" w:cs="Calibri"/>
+                <w:color w:val="000000"/>
+                <w:lang w:eastAsia="en-GB"/>
+              </w:rPr>
+              <w:t>VARCHAR(</w:t>
+            </w:r>
+            <w:proofErr w:type="gramEnd"/>
+            <w:r>
+              <w:rPr>
+                <w:rFonts w:ascii="Calibri" w:eastAsia="Times New Roman" w:hAnsi="Calibri" w:cs="Calibri"/>
+                <w:color w:val="000000"/>
+                <w:lang w:eastAsia="en-GB"/>
+              </w:rPr>
+              <w:t>80)</w:t>
             </w:r>
           </w:p>
         </w:tc>
@@ -7045,7 +7500,6 @@
   <w:style w:type="character" w:default="1" w:styleId="DefaultParagraphFont">
     <w:name w:val="Default Paragraph Font"/>
     <w:uiPriority w:val="1"/>
-    <w:semiHidden/>
     <w:unhideWhenUsed/>
   </w:style>
   <w:style w:type="table" w:default="1" w:styleId="TableNormal">
@@ -7068,6 +7522,29 @@
     <w:uiPriority w:val="99"/>
     <w:semiHidden/>
     <w:unhideWhenUsed/>
+  </w:style>
+  <w:style w:type="character" w:styleId="Hyperlink">
+    <w:name w:val="Hyperlink"/>
+    <w:basedOn w:val="DefaultParagraphFont"/>
+    <w:uiPriority w:val="99"/>
+    <w:unhideWhenUsed/>
+    <w:rsid w:val="00F6414A"/>
+    <w:rPr>
+      <w:color w:val="0563C1" w:themeColor="hyperlink"/>
+      <w:u w:val="single"/>
+    </w:rPr>
+  </w:style>
+  <w:style w:type="character" w:styleId="UnresolvedMention">
+    <w:name w:val="Unresolved Mention"/>
+    <w:basedOn w:val="DefaultParagraphFont"/>
+    <w:uiPriority w:val="99"/>
+    <w:semiHidden/>
+    <w:unhideWhenUsed/>
+    <w:rsid w:val="00F6414A"/>
+    <w:rPr>
+      <w:color w:val="605E5C"/>
+      <w:shd w:val="clear" w:color="auto" w:fill="E1DFDD"/>
+    </w:rPr>
   </w:style>
 </w:styles>
 </file>
